--- a/Documentation/01_Business_Understanding.docx
+++ b/Documentation/01_Business_Understanding.docx
@@ -70,7 +70,7 @@
           <w:szCs w:val="28"/>
         </w:rPr>
         <w:pict w14:anchorId="13AA1849">
-          <v:rect id="_x0000_i1043" style="width:0;height:1.5pt" o:hralign="center" o:hrstd="t" o:hr="t" fillcolor="#a0a0a0" stroked="f"/>
+          <v:rect id="_x0000_i1025" style="width:0;height:1.5pt" o:hralign="center" o:hrstd="t" o:hr="t" fillcolor="#a0a0a0" stroked="f"/>
         </w:pict>
       </w:r>
     </w:p>
@@ -360,8 +360,6 @@
         </w:rPr>
       </w:pPr>
     </w:p>
-    <w:p/>
-    <w:p/>
     <w:p/>
     <w:p/>
     <w:sectPr>
@@ -1330,6 +1328,7 @@
   <w:style w:type="character" w:default="1" w:styleId="DefaultParagraphFont">
     <w:name w:val="Default Paragraph Font"/>
     <w:uiPriority w:val="1"/>
+    <w:semiHidden/>
     <w:unhideWhenUsed/>
   </w:style>
   <w:style w:type="table" w:default="1" w:styleId="TableNormal">

--- a/Documentation/01_Business_Understanding.docx
+++ b/Documentation/01_Business_Understanding.docx
@@ -54,16 +54,40 @@
           <w:sz w:val="28"/>
           <w:szCs w:val="28"/>
         </w:rPr>
-        <w:t>The company wants to evaluate its sales and profitability performance across different regions and product categories. While revenue appears stable, management is concerned about declining profit margins and wants to identify improvement opportunities.</w:t>
-      </w:r>
-    </w:p>
-    <w:p>
-      <w:pPr>
-        <w:rPr>
-          <w:sz w:val="28"/>
-          <w:szCs w:val="28"/>
-        </w:rPr>
-      </w:pPr>
+        <w:t xml:space="preserve">The objective of this project is to </w:t>
+      </w:r>
+      <w:proofErr w:type="spellStart"/>
+      <w:r>
+        <w:rPr>
+          <w:sz w:val="28"/>
+          <w:szCs w:val="28"/>
+        </w:rPr>
+        <w:t>analyze</w:t>
+      </w:r>
+      <w:proofErr w:type="spellEnd"/>
+      <w:r>
+        <w:rPr>
+          <w:sz w:val="28"/>
+          <w:szCs w:val="28"/>
+        </w:rPr>
+        <w:t xml:space="preserve"> sales and profit performance across different regions and product categories using Power BI.</w:t>
+      </w:r>
+      <w:r>
+        <w:rPr>
+          <w:sz w:val="28"/>
+          <w:szCs w:val="28"/>
+        </w:rPr>
+        <w:br/>
+        <w:t>The business aims to understand whether revenue growth is translating into profitability and to identify areas of inefficiency, loss-making products, and regional performance gaps.</w:t>
+      </w:r>
+      <w:r>
+        <w:rPr>
+          <w:sz w:val="28"/>
+          <w:szCs w:val="28"/>
+        </w:rPr>
+        <w:br/>
+        <w:t>This analysis will support data-driven decision-making to improve overall business performance.</w:t>
+      </w:r>
       <w:r>
         <w:rPr>
           <w:sz w:val="28"/>
@@ -100,13 +124,6 @@
           <w:szCs w:val="28"/>
         </w:rPr>
       </w:pPr>
-      <w:r>
-        <w:rPr>
-          <w:sz w:val="28"/>
-          <w:szCs w:val="28"/>
-        </w:rPr>
-        <w:t>Now write ONLY the important analytical questions:</w:t>
-      </w:r>
     </w:p>
     <w:p>
       <w:pPr>
@@ -124,14 +141,33 @@
           <w:sz w:val="28"/>
           <w:szCs w:val="28"/>
         </w:rPr>
-        <w:t>Executive-Level Questions</w:t>
+        <w:t>Executive</w:t>
+      </w:r>
+      <w:r>
+        <w:rPr>
+          <w:b/>
+          <w:bCs/>
+          <w:sz w:val="28"/>
+          <w:szCs w:val="28"/>
+        </w:rPr>
+        <w:t>-</w:t>
+      </w:r>
+      <w:r>
+        <w:rPr>
+          <w:b/>
+          <w:bCs/>
+          <w:sz w:val="28"/>
+          <w:szCs w:val="28"/>
+        </w:rPr>
+        <w:t>Level Questions</w:t>
       </w:r>
     </w:p>
     <w:p>
       <w:pPr>
+        <w:pStyle w:val="ListParagraph"/>
         <w:numPr>
           <w:ilvl w:val="0"/>
-          <w:numId w:val="1"/>
+          <w:numId w:val="4"/>
         </w:numPr>
         <w:rPr>
           <w:sz w:val="28"/>
@@ -143,14 +179,22 @@
           <w:sz w:val="28"/>
           <w:szCs w:val="28"/>
         </w:rPr>
-        <w:t>How are total sales and profit trending over time?</w:t>
+        <w:t>How are total sales and profit trending over time</w:t>
+      </w:r>
+      <w:r>
+        <w:rPr>
+          <w:sz w:val="28"/>
+          <w:szCs w:val="28"/>
+        </w:rPr>
+        <w:t>?</w:t>
       </w:r>
     </w:p>
     <w:p>
       <w:pPr>
+        <w:pStyle w:val="ListParagraph"/>
         <w:numPr>
           <w:ilvl w:val="0"/>
-          <w:numId w:val="1"/>
+          <w:numId w:val="4"/>
         </w:numPr>
         <w:rPr>
           <w:sz w:val="28"/>
@@ -162,14 +206,15 @@
           <w:sz w:val="28"/>
           <w:szCs w:val="28"/>
         </w:rPr>
-        <w:t>Is profit growing at the same rate as sales?</w:t>
+        <w:t>Is profit growing proportionally with sales?</w:t>
       </w:r>
     </w:p>
     <w:p>
       <w:pPr>
+        <w:pStyle w:val="ListParagraph"/>
         <w:numPr>
           <w:ilvl w:val="0"/>
-          <w:numId w:val="1"/>
+          <w:numId w:val="4"/>
         </w:numPr>
         <w:rPr>
           <w:sz w:val="28"/>
@@ -181,19 +226,99 @@
           <w:sz w:val="28"/>
           <w:szCs w:val="28"/>
         </w:rPr>
-        <w:t>What is the overall profit margin?</w:t>
+        <w:t>What is the overall profit margin and what does it indicate about business efficiency?</w:t>
       </w:r>
     </w:p>
     <w:p>
       <w:pPr>
         <w:rPr>
-          <w:sz w:val="28"/>
-          <w:szCs w:val="28"/>
-        </w:rPr>
-      </w:pPr>
+          <w:b/>
+          <w:bCs/>
+          <w:sz w:val="28"/>
+          <w:szCs w:val="28"/>
+        </w:rPr>
+      </w:pPr>
+      <w:r>
+        <w:rPr>
+          <w:b/>
+          <w:bCs/>
+          <w:sz w:val="28"/>
+          <w:szCs w:val="28"/>
+        </w:rPr>
+        <w:t>Product-Level</w:t>
+      </w:r>
+      <w:r>
+        <w:rPr>
+          <w:b/>
+          <w:bCs/>
+          <w:sz w:val="28"/>
+          <w:szCs w:val="28"/>
+        </w:rPr>
+        <w:t xml:space="preserve"> Questions</w:t>
+      </w:r>
     </w:p>
     <w:p>
       <w:pPr>
+        <w:pStyle w:val="ListParagraph"/>
+        <w:numPr>
+          <w:ilvl w:val="0"/>
+          <w:numId w:val="5"/>
+        </w:numPr>
+        <w:rPr>
+          <w:sz w:val="28"/>
+          <w:szCs w:val="28"/>
+        </w:rPr>
+      </w:pPr>
+      <w:r>
+        <w:rPr>
+          <w:sz w:val="28"/>
+          <w:szCs w:val="28"/>
+        </w:rPr>
+        <w:t>Which product categories contribute the most to sales and profit?</w:t>
+      </w:r>
+    </w:p>
+    <w:p>
+      <w:pPr>
+        <w:pStyle w:val="ListParagraph"/>
+        <w:numPr>
+          <w:ilvl w:val="0"/>
+          <w:numId w:val="5"/>
+        </w:numPr>
+        <w:rPr>
+          <w:sz w:val="28"/>
+          <w:szCs w:val="28"/>
+        </w:rPr>
+      </w:pPr>
+      <w:r>
+        <w:rPr>
+          <w:sz w:val="28"/>
+          <w:szCs w:val="28"/>
+        </w:rPr>
+        <w:t>Are there products with high sales but low or negative profit?</w:t>
+      </w:r>
+    </w:p>
+    <w:p>
+      <w:pPr>
+        <w:pStyle w:val="ListParagraph"/>
+        <w:numPr>
+          <w:ilvl w:val="0"/>
+          <w:numId w:val="5"/>
+        </w:numPr>
+        <w:rPr>
+          <w:sz w:val="28"/>
+          <w:szCs w:val="28"/>
+        </w:rPr>
+      </w:pPr>
+      <w:r>
+        <w:rPr>
+          <w:sz w:val="28"/>
+          <w:szCs w:val="28"/>
+        </w:rPr>
+        <w:t>Which sub-categories are loss-making and require attention?</w:t>
+      </w:r>
+    </w:p>
+    <w:p>
+      <w:pPr>
         <w:rPr>
           <w:b/>
           <w:bCs/>
@@ -208,14 +333,24 @@
           <w:sz w:val="28"/>
           <w:szCs w:val="28"/>
         </w:rPr>
-        <w:t>Regional Questions</w:t>
+        <w:t>Regional-Level</w:t>
+      </w:r>
+      <w:r>
+        <w:rPr>
+          <w:b/>
+          <w:bCs/>
+          <w:sz w:val="28"/>
+          <w:szCs w:val="28"/>
+        </w:rPr>
+        <w:t xml:space="preserve"> Questions</w:t>
       </w:r>
     </w:p>
     <w:p>
       <w:pPr>
+        <w:pStyle w:val="ListParagraph"/>
         <w:numPr>
           <w:ilvl w:val="0"/>
-          <w:numId w:val="2"/>
+          <w:numId w:val="6"/>
         </w:numPr>
         <w:rPr>
           <w:sz w:val="28"/>
@@ -227,14 +362,15 @@
           <w:sz w:val="28"/>
           <w:szCs w:val="28"/>
         </w:rPr>
-        <w:t>Which regions generate the highest revenue?</w:t>
+        <w:t>What factors (category, region, product type) influence profit the most?</w:t>
       </w:r>
     </w:p>
     <w:p>
       <w:pPr>
+        <w:pStyle w:val="ListParagraph"/>
         <w:numPr>
           <w:ilvl w:val="0"/>
-          <w:numId w:val="2"/>
+          <w:numId w:val="6"/>
         </w:numPr>
         <w:rPr>
           <w:sz w:val="28"/>
@@ -246,14 +382,34 @@
           <w:sz w:val="28"/>
           <w:szCs w:val="28"/>
         </w:rPr>
-        <w:t>Which regions generate the highest profit?</w:t>
+        <w:t>How do different combinations of region and product category impact overall performance?</w:t>
       </w:r>
     </w:p>
     <w:p>
       <w:pPr>
+        <w:rPr>
+          <w:b/>
+          <w:bCs/>
+          <w:sz w:val="28"/>
+          <w:szCs w:val="28"/>
+        </w:rPr>
+      </w:pPr>
+      <w:r>
+        <w:rPr>
+          <w:b/>
+          <w:bCs/>
+          <w:sz w:val="28"/>
+          <w:szCs w:val="28"/>
+        </w:rPr>
+        <w:t>Analytical / AI Questions</w:t>
+      </w:r>
+    </w:p>
+    <w:p>
+      <w:pPr>
+        <w:pStyle w:val="ListParagraph"/>
         <w:numPr>
           <w:ilvl w:val="0"/>
-          <w:numId w:val="2"/>
+          <w:numId w:val="7"/>
         </w:numPr>
         <w:rPr>
           <w:sz w:val="28"/>
@@ -265,41 +421,15 @@
           <w:sz w:val="28"/>
           <w:szCs w:val="28"/>
         </w:rPr>
-        <w:t>Are there regions with high sales but low profit?</w:t>
+        <w:t>What factors (category, region, product type) influence profit the most?</w:t>
       </w:r>
     </w:p>
     <w:p>
       <w:pPr>
-        <w:rPr>
-          <w:sz w:val="28"/>
-          <w:szCs w:val="28"/>
-        </w:rPr>
-      </w:pPr>
-    </w:p>
-    <w:p>
-      <w:pPr>
-        <w:rPr>
-          <w:b/>
-          <w:bCs/>
-          <w:sz w:val="28"/>
-          <w:szCs w:val="28"/>
-        </w:rPr>
-      </w:pPr>
-      <w:r>
-        <w:rPr>
-          <w:b/>
-          <w:bCs/>
-          <w:sz w:val="28"/>
-          <w:szCs w:val="28"/>
-        </w:rPr>
-        <w:t>Product Questions</w:t>
-      </w:r>
-    </w:p>
-    <w:p>
-      <w:pPr>
+        <w:pStyle w:val="ListParagraph"/>
         <w:numPr>
           <w:ilvl w:val="0"/>
-          <w:numId w:val="3"/>
+          <w:numId w:val="7"/>
         </w:numPr>
         <w:rPr>
           <w:sz w:val="28"/>
@@ -311,57 +441,9 @@
           <w:sz w:val="28"/>
           <w:szCs w:val="28"/>
         </w:rPr>
-        <w:t>Which product categories contribute most to sales?</w:t>
+        <w:t>How do different combinations of region and product category impact overall performance?</w:t>
       </w:r>
     </w:p>
-    <w:p>
-      <w:pPr>
-        <w:numPr>
-          <w:ilvl w:val="0"/>
-          <w:numId w:val="3"/>
-        </w:numPr>
-        <w:rPr>
-          <w:sz w:val="28"/>
-          <w:szCs w:val="28"/>
-        </w:rPr>
-      </w:pPr>
-      <w:r>
-        <w:rPr>
-          <w:sz w:val="28"/>
-          <w:szCs w:val="28"/>
-        </w:rPr>
-        <w:t>Which categories contribute most to profit?</w:t>
-      </w:r>
-    </w:p>
-    <w:p>
-      <w:pPr>
-        <w:numPr>
-          <w:ilvl w:val="0"/>
-          <w:numId w:val="3"/>
-        </w:numPr>
-        <w:rPr>
-          <w:sz w:val="28"/>
-          <w:szCs w:val="28"/>
-        </w:rPr>
-      </w:pPr>
-      <w:r>
-        <w:rPr>
-          <w:sz w:val="28"/>
-          <w:szCs w:val="28"/>
-        </w:rPr>
-        <w:t>Are any categories generating losses?</w:t>
-      </w:r>
-    </w:p>
-    <w:p>
-      <w:pPr>
-        <w:rPr>
-          <w:sz w:val="28"/>
-          <w:szCs w:val="28"/>
-        </w:rPr>
-      </w:pPr>
-    </w:p>
-    <w:p/>
-    <w:p/>
     <w:sectPr>
       <w:pgSz w:w="11906" w:h="16838"/>
       <w:pgMar w:top="1440" w:right="1440" w:bottom="1440" w:left="1440" w:header="708" w:footer="708" w:gutter="0"/>
@@ -375,6 +457,178 @@
 <file path=word/numbering.xml><?xml version="1.0" encoding="utf-8"?>
 <w:numbering xmlns:wpc="http://schemas.microsoft.com/office/word/2010/wordprocessingCanvas" xmlns:cx="http://schemas.microsoft.com/office/drawing/2014/chartex" xmlns:cx1="http://schemas.microsoft.com/office/drawing/2015/9/8/chartex" xmlns:cx2="http://schemas.microsoft.com/office/drawing/2015/10/21/chartex" xmlns:cx3="http://schemas.microsoft.com/office/drawing/2016/5/9/chartex" xmlns:cx4="http://schemas.microsoft.com/office/drawing/2016/5/10/chartex" xmlns:cx5="http://schemas.microsoft.com/office/drawing/2016/5/11/chartex" xmlns:cx6="http://schemas.microsoft.com/office/drawing/2016/5/12/chartex" xmlns:cx7="http://schemas.microsoft.com/office/drawing/2016/5/13/chartex" xmlns:cx8="http://schemas.microsoft.com/office/drawing/2016/5/14/chartex" xmlns:mc="http://schemas.openxmlformats.org/markup-compatibility/2006" xmlns:aink="http://schemas.microsoft.com/office/drawing/2016/ink" xmlns:am3d="http://schemas.microsoft.com/office/drawing/2017/model3d" xmlns:o="urn:schemas-microsoft-com:office:office" xmlns:oel="http://schemas.microsoft.com/office/2019/extlst" xmlns:r="http://schemas.openxmlformats.org/officeDocument/2006/relationships" xmlns:m="http://schemas.openxmlformats.org/officeDocument/2006/math" xmlns:v="urn:schemas-microsoft-com:vml" xmlns:wp14="http://schemas.microsoft.com/office/word/2010/wordprocessingDrawing" xmlns:wp="http://schemas.openxmlformats.org/drawingml/2006/wordprocessingDrawing" xmlns:w10="urn:schemas-microsoft-com:office:word" xmlns:w="http://schemas.openxmlformats.org/wordprocessingml/2006/main" xmlns:w14="http://schemas.microsoft.com/office/word/2010/wordml" xmlns:w15="http://schemas.microsoft.com/office/word/2012/wordml" xmlns:w16cex="http://schemas.microsoft.com/office/word/2018/wordml/cex" xmlns:w16cid="http://schemas.microsoft.com/office/word/2016/wordml/cid" xmlns:w16="http://schemas.microsoft.com/office/word/2018/wordml" xmlns:w16du="http://schemas.microsoft.com/office/word/2023/wordml/word16du" xmlns:w16sdtdh="http://schemas.microsoft.com/office/word/2020/wordml/sdtdatahash" xmlns:w16sdtfl="http://schemas.microsoft.com/office/word/2024/wordml/sdtformatlock" xmlns:w16se="http://schemas.microsoft.com/office/word/2015/wordml/symex" xmlns:wpg="http://schemas.microsoft.com/office/word/2010/wordprocessingGroup" xmlns:wpi="http://schemas.microsoft.com/office/word/2010/wordprocessingInk" xmlns:wne="http://schemas.microsoft.com/office/word/2006/wordml" xmlns:wps="http://schemas.microsoft.com/office/word/2010/wordprocessingShape" mc:Ignorable="w14 w15 w16se w16cid w16 w16cex w16sdtdh w16sdtfl w16du wp14">
   <w:abstractNum w:abstractNumId="0" w15:restartNumberingAfterBreak="0">
+    <w:nsid w:val="0F1A7F4A"/>
+    <w:multiLevelType w:val="hybridMultilevel"/>
+    <w:tmpl w:val="0EE22EDA"/>
+    <w:lvl w:ilvl="0" w:tplc="0C09000F">
+      <w:start w:val="1"/>
+      <w:numFmt w:val="decimal"/>
+      <w:lvlText w:val="%1."/>
+      <w:lvlJc w:val="left"/>
+      <w:pPr>
+        <w:ind w:left="720" w:hanging="360"/>
+      </w:pPr>
+    </w:lvl>
+    <w:lvl w:ilvl="1" w:tplc="0C090019" w:tentative="1">
+      <w:start w:val="1"/>
+      <w:numFmt w:val="lowerLetter"/>
+      <w:lvlText w:val="%2."/>
+      <w:lvlJc w:val="left"/>
+      <w:pPr>
+        <w:ind w:left="1440" w:hanging="360"/>
+      </w:pPr>
+    </w:lvl>
+    <w:lvl w:ilvl="2" w:tplc="0C09001B" w:tentative="1">
+      <w:start w:val="1"/>
+      <w:numFmt w:val="lowerRoman"/>
+      <w:lvlText w:val="%3."/>
+      <w:lvlJc w:val="right"/>
+      <w:pPr>
+        <w:ind w:left="2160" w:hanging="180"/>
+      </w:pPr>
+    </w:lvl>
+    <w:lvl w:ilvl="3" w:tplc="0C09000F" w:tentative="1">
+      <w:start w:val="1"/>
+      <w:numFmt w:val="decimal"/>
+      <w:lvlText w:val="%4."/>
+      <w:lvlJc w:val="left"/>
+      <w:pPr>
+        <w:ind w:left="2880" w:hanging="360"/>
+      </w:pPr>
+    </w:lvl>
+    <w:lvl w:ilvl="4" w:tplc="0C090019" w:tentative="1">
+      <w:start w:val="1"/>
+      <w:numFmt w:val="lowerLetter"/>
+      <w:lvlText w:val="%5."/>
+      <w:lvlJc w:val="left"/>
+      <w:pPr>
+        <w:ind w:left="3600" w:hanging="360"/>
+      </w:pPr>
+    </w:lvl>
+    <w:lvl w:ilvl="5" w:tplc="0C09001B" w:tentative="1">
+      <w:start w:val="1"/>
+      <w:numFmt w:val="lowerRoman"/>
+      <w:lvlText w:val="%6."/>
+      <w:lvlJc w:val="right"/>
+      <w:pPr>
+        <w:ind w:left="4320" w:hanging="180"/>
+      </w:pPr>
+    </w:lvl>
+    <w:lvl w:ilvl="6" w:tplc="0C09000F" w:tentative="1">
+      <w:start w:val="1"/>
+      <w:numFmt w:val="decimal"/>
+      <w:lvlText w:val="%7."/>
+      <w:lvlJc w:val="left"/>
+      <w:pPr>
+        <w:ind w:left="5040" w:hanging="360"/>
+      </w:pPr>
+    </w:lvl>
+    <w:lvl w:ilvl="7" w:tplc="0C090019" w:tentative="1">
+      <w:start w:val="1"/>
+      <w:numFmt w:val="lowerLetter"/>
+      <w:lvlText w:val="%8."/>
+      <w:lvlJc w:val="left"/>
+      <w:pPr>
+        <w:ind w:left="5760" w:hanging="360"/>
+      </w:pPr>
+    </w:lvl>
+    <w:lvl w:ilvl="8" w:tplc="0C09001B" w:tentative="1">
+      <w:start w:val="1"/>
+      <w:numFmt w:val="lowerRoman"/>
+      <w:lvlText w:val="%9."/>
+      <w:lvlJc w:val="right"/>
+      <w:pPr>
+        <w:ind w:left="6480" w:hanging="180"/>
+      </w:pPr>
+    </w:lvl>
+  </w:abstractNum>
+  <w:abstractNum w:abstractNumId="1" w15:restartNumberingAfterBreak="0">
+    <w:nsid w:val="168179F0"/>
+    <w:multiLevelType w:val="hybridMultilevel"/>
+    <w:tmpl w:val="8DD21812"/>
+    <w:lvl w:ilvl="0" w:tplc="0C09000F">
+      <w:start w:val="1"/>
+      <w:numFmt w:val="decimal"/>
+      <w:lvlText w:val="%1."/>
+      <w:lvlJc w:val="left"/>
+      <w:pPr>
+        <w:ind w:left="720" w:hanging="360"/>
+      </w:pPr>
+    </w:lvl>
+    <w:lvl w:ilvl="1" w:tplc="0C090019" w:tentative="1">
+      <w:start w:val="1"/>
+      <w:numFmt w:val="lowerLetter"/>
+      <w:lvlText w:val="%2."/>
+      <w:lvlJc w:val="left"/>
+      <w:pPr>
+        <w:ind w:left="1440" w:hanging="360"/>
+      </w:pPr>
+    </w:lvl>
+    <w:lvl w:ilvl="2" w:tplc="0C09001B" w:tentative="1">
+      <w:start w:val="1"/>
+      <w:numFmt w:val="lowerRoman"/>
+      <w:lvlText w:val="%3."/>
+      <w:lvlJc w:val="right"/>
+      <w:pPr>
+        <w:ind w:left="2160" w:hanging="180"/>
+      </w:pPr>
+    </w:lvl>
+    <w:lvl w:ilvl="3" w:tplc="0C09000F" w:tentative="1">
+      <w:start w:val="1"/>
+      <w:numFmt w:val="decimal"/>
+      <w:lvlText w:val="%4."/>
+      <w:lvlJc w:val="left"/>
+      <w:pPr>
+        <w:ind w:left="2880" w:hanging="360"/>
+      </w:pPr>
+    </w:lvl>
+    <w:lvl w:ilvl="4" w:tplc="0C090019" w:tentative="1">
+      <w:start w:val="1"/>
+      <w:numFmt w:val="lowerLetter"/>
+      <w:lvlText w:val="%5."/>
+      <w:lvlJc w:val="left"/>
+      <w:pPr>
+        <w:ind w:left="3600" w:hanging="360"/>
+      </w:pPr>
+    </w:lvl>
+    <w:lvl w:ilvl="5" w:tplc="0C09001B" w:tentative="1">
+      <w:start w:val="1"/>
+      <w:numFmt w:val="lowerRoman"/>
+      <w:lvlText w:val="%6."/>
+      <w:lvlJc w:val="right"/>
+      <w:pPr>
+        <w:ind w:left="4320" w:hanging="180"/>
+      </w:pPr>
+    </w:lvl>
+    <w:lvl w:ilvl="6" w:tplc="0C09000F" w:tentative="1">
+      <w:start w:val="1"/>
+      <w:numFmt w:val="decimal"/>
+      <w:lvlText w:val="%7."/>
+      <w:lvlJc w:val="left"/>
+      <w:pPr>
+        <w:ind w:left="5040" w:hanging="360"/>
+      </w:pPr>
+    </w:lvl>
+    <w:lvl w:ilvl="7" w:tplc="0C090019" w:tentative="1">
+      <w:start w:val="1"/>
+      <w:numFmt w:val="lowerLetter"/>
+      <w:lvlText w:val="%8."/>
+      <w:lvlJc w:val="left"/>
+      <w:pPr>
+        <w:ind w:left="5760" w:hanging="360"/>
+      </w:pPr>
+    </w:lvl>
+    <w:lvl w:ilvl="8" w:tplc="0C09001B" w:tentative="1">
+      <w:start w:val="1"/>
+      <w:numFmt w:val="lowerRoman"/>
+      <w:lvlText w:val="%9."/>
+      <w:lvlJc w:val="right"/>
+      <w:pPr>
+        <w:ind w:left="6480" w:hanging="180"/>
+      </w:pPr>
+    </w:lvl>
+  </w:abstractNum>
+  <w:abstractNum w:abstractNumId="2" w15:restartNumberingAfterBreak="0">
     <w:nsid w:val="17914A3D"/>
     <w:multiLevelType w:val="multilevel"/>
     <w:tmpl w:val="B41638FC"/>
@@ -487,7 +741,93 @@
       </w:pPr>
     </w:lvl>
   </w:abstractNum>
-  <w:abstractNum w:abstractNumId="1" w15:restartNumberingAfterBreak="0">
+  <w:abstractNum w:abstractNumId="3" w15:restartNumberingAfterBreak="0">
+    <w:nsid w:val="2D8B59C7"/>
+    <w:multiLevelType w:val="hybridMultilevel"/>
+    <w:tmpl w:val="EB244280"/>
+    <w:lvl w:ilvl="0" w:tplc="0C09000F">
+      <w:start w:val="1"/>
+      <w:numFmt w:val="decimal"/>
+      <w:lvlText w:val="%1."/>
+      <w:lvlJc w:val="left"/>
+      <w:pPr>
+        <w:ind w:left="720" w:hanging="360"/>
+      </w:pPr>
+    </w:lvl>
+    <w:lvl w:ilvl="1" w:tplc="0C090019" w:tentative="1">
+      <w:start w:val="1"/>
+      <w:numFmt w:val="lowerLetter"/>
+      <w:lvlText w:val="%2."/>
+      <w:lvlJc w:val="left"/>
+      <w:pPr>
+        <w:ind w:left="1440" w:hanging="360"/>
+      </w:pPr>
+    </w:lvl>
+    <w:lvl w:ilvl="2" w:tplc="0C09001B" w:tentative="1">
+      <w:start w:val="1"/>
+      <w:numFmt w:val="lowerRoman"/>
+      <w:lvlText w:val="%3."/>
+      <w:lvlJc w:val="right"/>
+      <w:pPr>
+        <w:ind w:left="2160" w:hanging="180"/>
+      </w:pPr>
+    </w:lvl>
+    <w:lvl w:ilvl="3" w:tplc="0C09000F" w:tentative="1">
+      <w:start w:val="1"/>
+      <w:numFmt w:val="decimal"/>
+      <w:lvlText w:val="%4."/>
+      <w:lvlJc w:val="left"/>
+      <w:pPr>
+        <w:ind w:left="2880" w:hanging="360"/>
+      </w:pPr>
+    </w:lvl>
+    <w:lvl w:ilvl="4" w:tplc="0C090019" w:tentative="1">
+      <w:start w:val="1"/>
+      <w:numFmt w:val="lowerLetter"/>
+      <w:lvlText w:val="%5."/>
+      <w:lvlJc w:val="left"/>
+      <w:pPr>
+        <w:ind w:left="3600" w:hanging="360"/>
+      </w:pPr>
+    </w:lvl>
+    <w:lvl w:ilvl="5" w:tplc="0C09001B" w:tentative="1">
+      <w:start w:val="1"/>
+      <w:numFmt w:val="lowerRoman"/>
+      <w:lvlText w:val="%6."/>
+      <w:lvlJc w:val="right"/>
+      <w:pPr>
+        <w:ind w:left="4320" w:hanging="180"/>
+      </w:pPr>
+    </w:lvl>
+    <w:lvl w:ilvl="6" w:tplc="0C09000F" w:tentative="1">
+      <w:start w:val="1"/>
+      <w:numFmt w:val="decimal"/>
+      <w:lvlText w:val="%7."/>
+      <w:lvlJc w:val="left"/>
+      <w:pPr>
+        <w:ind w:left="5040" w:hanging="360"/>
+      </w:pPr>
+    </w:lvl>
+    <w:lvl w:ilvl="7" w:tplc="0C090019" w:tentative="1">
+      <w:start w:val="1"/>
+      <w:numFmt w:val="lowerLetter"/>
+      <w:lvlText w:val="%8."/>
+      <w:lvlJc w:val="left"/>
+      <w:pPr>
+        <w:ind w:left="5760" w:hanging="360"/>
+      </w:pPr>
+    </w:lvl>
+    <w:lvl w:ilvl="8" w:tplc="0C09001B" w:tentative="1">
+      <w:start w:val="1"/>
+      <w:numFmt w:val="lowerRoman"/>
+      <w:lvlText w:val="%9."/>
+      <w:lvlJc w:val="right"/>
+      <w:pPr>
+        <w:ind w:left="6480" w:hanging="180"/>
+      </w:pPr>
+    </w:lvl>
+  </w:abstractNum>
+  <w:abstractNum w:abstractNumId="4" w15:restartNumberingAfterBreak="0">
     <w:nsid w:val="4FCB5B49"/>
     <w:multiLevelType w:val="multilevel"/>
     <w:tmpl w:val="9CD6461A"/>
@@ -600,7 +940,7 @@
       </w:pPr>
     </w:lvl>
   </w:abstractNum>
-  <w:abstractNum w:abstractNumId="2" w15:restartNumberingAfterBreak="0">
+  <w:abstractNum w:abstractNumId="5" w15:restartNumberingAfterBreak="0">
     <w:nsid w:val="7461073B"/>
     <w:multiLevelType w:val="multilevel"/>
     <w:tmpl w:val="2702E072"/>
@@ -713,14 +1053,112 @@
       </w:pPr>
     </w:lvl>
   </w:abstractNum>
+  <w:abstractNum w:abstractNumId="6" w15:restartNumberingAfterBreak="0">
+    <w:nsid w:val="77026C57"/>
+    <w:multiLevelType w:val="hybridMultilevel"/>
+    <w:tmpl w:val="36C2056C"/>
+    <w:lvl w:ilvl="0" w:tplc="0C09000F">
+      <w:start w:val="1"/>
+      <w:numFmt w:val="decimal"/>
+      <w:lvlText w:val="%1."/>
+      <w:lvlJc w:val="left"/>
+      <w:pPr>
+        <w:ind w:left="720" w:hanging="360"/>
+      </w:pPr>
+    </w:lvl>
+    <w:lvl w:ilvl="1" w:tplc="0C090019" w:tentative="1">
+      <w:start w:val="1"/>
+      <w:numFmt w:val="lowerLetter"/>
+      <w:lvlText w:val="%2."/>
+      <w:lvlJc w:val="left"/>
+      <w:pPr>
+        <w:ind w:left="1440" w:hanging="360"/>
+      </w:pPr>
+    </w:lvl>
+    <w:lvl w:ilvl="2" w:tplc="0C09001B" w:tentative="1">
+      <w:start w:val="1"/>
+      <w:numFmt w:val="lowerRoman"/>
+      <w:lvlText w:val="%3."/>
+      <w:lvlJc w:val="right"/>
+      <w:pPr>
+        <w:ind w:left="2160" w:hanging="180"/>
+      </w:pPr>
+    </w:lvl>
+    <w:lvl w:ilvl="3" w:tplc="0C09000F" w:tentative="1">
+      <w:start w:val="1"/>
+      <w:numFmt w:val="decimal"/>
+      <w:lvlText w:val="%4."/>
+      <w:lvlJc w:val="left"/>
+      <w:pPr>
+        <w:ind w:left="2880" w:hanging="360"/>
+      </w:pPr>
+    </w:lvl>
+    <w:lvl w:ilvl="4" w:tplc="0C090019" w:tentative="1">
+      <w:start w:val="1"/>
+      <w:numFmt w:val="lowerLetter"/>
+      <w:lvlText w:val="%5."/>
+      <w:lvlJc w:val="left"/>
+      <w:pPr>
+        <w:ind w:left="3600" w:hanging="360"/>
+      </w:pPr>
+    </w:lvl>
+    <w:lvl w:ilvl="5" w:tplc="0C09001B" w:tentative="1">
+      <w:start w:val="1"/>
+      <w:numFmt w:val="lowerRoman"/>
+      <w:lvlText w:val="%6."/>
+      <w:lvlJc w:val="right"/>
+      <w:pPr>
+        <w:ind w:left="4320" w:hanging="180"/>
+      </w:pPr>
+    </w:lvl>
+    <w:lvl w:ilvl="6" w:tplc="0C09000F" w:tentative="1">
+      <w:start w:val="1"/>
+      <w:numFmt w:val="decimal"/>
+      <w:lvlText w:val="%7."/>
+      <w:lvlJc w:val="left"/>
+      <w:pPr>
+        <w:ind w:left="5040" w:hanging="360"/>
+      </w:pPr>
+    </w:lvl>
+    <w:lvl w:ilvl="7" w:tplc="0C090019" w:tentative="1">
+      <w:start w:val="1"/>
+      <w:numFmt w:val="lowerLetter"/>
+      <w:lvlText w:val="%8."/>
+      <w:lvlJc w:val="left"/>
+      <w:pPr>
+        <w:ind w:left="5760" w:hanging="360"/>
+      </w:pPr>
+    </w:lvl>
+    <w:lvl w:ilvl="8" w:tplc="0C09001B" w:tentative="1">
+      <w:start w:val="1"/>
+      <w:numFmt w:val="lowerRoman"/>
+      <w:lvlText w:val="%9."/>
+      <w:lvlJc w:val="right"/>
+      <w:pPr>
+        <w:ind w:left="6480" w:hanging="180"/>
+      </w:pPr>
+    </w:lvl>
+  </w:abstractNum>
   <w:num w:numId="1" w16cid:durableId="281420992">
+    <w:abstractNumId w:val="5"/>
+  </w:num>
+  <w:num w:numId="2" w16cid:durableId="921262621">
     <w:abstractNumId w:val="2"/>
   </w:num>
-  <w:num w:numId="2" w16cid:durableId="921262621">
+  <w:num w:numId="3" w16cid:durableId="1798332522">
+    <w:abstractNumId w:val="4"/>
+  </w:num>
+  <w:num w:numId="4" w16cid:durableId="1971744375">
+    <w:abstractNumId w:val="1"/>
+  </w:num>
+  <w:num w:numId="5" w16cid:durableId="1069502379">
     <w:abstractNumId w:val="0"/>
   </w:num>
-  <w:num w:numId="3" w16cid:durableId="1798332522">
-    <w:abstractNumId w:val="1"/>
+  <w:num w:numId="6" w16cid:durableId="1791632055">
+    <w:abstractNumId w:val="6"/>
+  </w:num>
+  <w:num w:numId="7" w16cid:durableId="266236866">
+    <w:abstractNumId w:val="3"/>
   </w:num>
 </w:numbering>
 </file>
@@ -1328,7 +1766,6 @@
   <w:style w:type="character" w:default="1" w:styleId="DefaultParagraphFont">
     <w:name w:val="Default Paragraph Font"/>
     <w:uiPriority w:val="1"/>
-    <w:semiHidden/>
     <w:unhideWhenUsed/>
   </w:style>
   <w:style w:type="table" w:default="1" w:styleId="TableNormal">
